--- a/RMUTL_WORK/Teaching work/2025/เทอม_02/ENGCE117_Computer Programming for Computer Engineer/FINAL/FINAL.docx
+++ b/RMUTL_WORK/Teaching work/2025/เทอม_02/ENGCE117_Computer Programming for Computer Engineer/FINAL/FINAL.docx
@@ -1708,6 +1708,18 @@
         </w:rPr>
         <w:t>?</w:t>
       </w:r>
+    </w:p>
+    <w:p>
+      <w:pPr>
+        <w:spacing w:before="100" w:beforeAutospacing="1" w:after="100" w:afterAutospacing="1" w:line="240" w:lineRule="auto"/>
+        <w:rPr>
+          <w:rFonts w:ascii="TH SarabunPSK" w:eastAsia="Times New Roman" w:hAnsi="TH SarabunPSK" w:cs="TH SarabunPSK"/>
+          <w:kern w:val="0"/>
+          <w:sz w:val="32"/>
+          <w:szCs w:val="32"/>
+          <w14:ligatures w14:val="none"/>
+        </w:rPr>
+      </w:pPr>
     </w:p>
     <w:p>
       <w:pPr>
